--- a/Templates/ФНС/3-я очередь/реструк_3-я_очередь__признание_банкротом__налоговая_маркированный.docx
+++ b/Templates/ФНС/3-я очередь/реструк_3-я_очередь__признание_банкротом__налоговая_маркированный.docx
@@ -18,7 +18,7 @@
           <w:lang w:eastAsia="ru-RU"/>
         </w:rPr>
         <w:drawing>
-          <wp:anchor distT="0" distB="0" distL="0" distR="0" simplePos="0" relativeHeight="15728640" behindDoc="0" locked="0" layoutInCell="1" allowOverlap="1" wp14:anchorId="3BAA2043" wp14:editId="08A48BFA">
+          <wp:anchor distT="0" distB="0" distL="0" distR="0" simplePos="0" relativeHeight="15728640" behindDoc="0" locked="0" layoutInCell="1" allowOverlap="1" wp14:anchorId="0DEC1CB8" wp14:editId="36168A39">
             <wp:simplePos x="0" y="0"/>
             <wp:positionH relativeFrom="page">
               <wp:posOffset>444577</wp:posOffset>
@@ -87,7 +87,7 @@
           <w:lang w:eastAsia="ru-RU"/>
         </w:rPr>
         <w:drawing>
-          <wp:inline distT="0" distB="0" distL="0" distR="0" wp14:anchorId="2B9A9CEF" wp14:editId="65834F9E">
+          <wp:inline distT="0" distB="0" distL="0" distR="0" wp14:anchorId="19C17C35" wp14:editId="2EC6CC61">
             <wp:extent cx="641618" cy="630935"/>
             <wp:effectExtent l="0" t="0" r="0" b="0"/>
             <wp:docPr id="4" name="Image 4"/>
@@ -135,36 +135,52 @@
       <w:pPr>
         <w:pStyle w:val="1"/>
         <w:ind w:right="638"/>
-      </w:pPr>
-      <w:r>
+        <w:rPr>
+          <w:b w:val="0"/>
+        </w:rPr>
+      </w:pPr>
+      <w:r>
+        <w:rPr>
+          <w:b w:val="0"/>
+        </w:rPr>
         <w:t>АРБИТРАЖНЫЙ</w:t>
       </w:r>
       <w:r>
         <w:rPr>
+          <w:b w:val="0"/>
           <w:spacing w:val="-5"/>
         </w:rPr>
         <w:t xml:space="preserve"> </w:t>
       </w:r>
       <w:r>
+        <w:rPr>
+          <w:b w:val="0"/>
+        </w:rPr>
         <w:t>СУД</w:t>
       </w:r>
       <w:r>
         <w:rPr>
+          <w:b w:val="0"/>
           <w:spacing w:val="-3"/>
         </w:rPr>
         <w:t xml:space="preserve"> </w:t>
       </w:r>
       <w:r>
+        <w:rPr>
+          <w:b w:val="0"/>
+        </w:rPr>
         <w:t>РОСТОВСКОЙ</w:t>
       </w:r>
       <w:r>
         <w:rPr>
+          <w:b w:val="0"/>
           <w:spacing w:val="-3"/>
         </w:rPr>
         <w:t xml:space="preserve"> </w:t>
       </w:r>
       <w:r>
         <w:rPr>
+          <w:b w:val="0"/>
           <w:spacing w:val="-2"/>
         </w:rPr>
         <w:t>ОБЛАСТИ</w:t>
@@ -278,56 +294,80 @@
     <w:p>
       <w:pPr>
         <w:pStyle w:val="1"/>
-      </w:pPr>
-      <w:r>
+        <w:rPr>
+          <w:b w:val="0"/>
+        </w:rPr>
+      </w:pPr>
+      <w:r>
+        <w:rPr>
+          <w:b w:val="0"/>
+        </w:rPr>
         <w:t>О</w:t>
       </w:r>
       <w:r>
         <w:rPr>
+          <w:b w:val="0"/>
           <w:spacing w:val="-2"/>
         </w:rPr>
         <w:t xml:space="preserve"> </w:t>
       </w:r>
       <w:proofErr w:type="gramStart"/>
       <w:r>
+        <w:rPr>
+          <w:b w:val="0"/>
+        </w:rPr>
         <w:t>П</w:t>
       </w:r>
       <w:proofErr w:type="gramEnd"/>
       <w:r>
         <w:rPr>
+          <w:b w:val="0"/>
           <w:spacing w:val="-2"/>
         </w:rPr>
         <w:t xml:space="preserve"> </w:t>
       </w:r>
       <w:r>
+        <w:rPr>
+          <w:b w:val="0"/>
+        </w:rPr>
         <w:t>Р</w:t>
       </w:r>
       <w:r>
         <w:rPr>
+          <w:b w:val="0"/>
           <w:spacing w:val="-2"/>
         </w:rPr>
         <w:t xml:space="preserve"> </w:t>
       </w:r>
       <w:r>
+        <w:rPr>
+          <w:b w:val="0"/>
+        </w:rPr>
         <w:t>Е Д Е Л Е Н</w:t>
       </w:r>
       <w:r>
         <w:rPr>
+          <w:b w:val="0"/>
           <w:spacing w:val="2"/>
         </w:rPr>
         <w:t xml:space="preserve"> </w:t>
       </w:r>
       <w:r>
+        <w:rPr>
+          <w:b w:val="0"/>
+        </w:rPr>
         <w:t>И</w:t>
       </w:r>
       <w:r>
         <w:rPr>
+          <w:b w:val="0"/>
           <w:spacing w:val="-2"/>
         </w:rPr>
         <w:t xml:space="preserve"> </w:t>
       </w:r>
       <w:r>
         <w:rPr>
+          <w:b w:val="0"/>
           <w:spacing w:val="-10"/>
         </w:rPr>
         <w:t>Е</w:t>
@@ -452,6 +492,13 @@
       </w:r>
       <w:r>
         <w:tab/>
+      </w:r>
+      <w:r>
+        <w:t xml:space="preserve">     </w:t>
+      </w:r>
+      <w:bookmarkStart w:id="0" w:name="_GoBack"/>
+      <w:bookmarkEnd w:id="0"/>
+      <w:r>
         <w:t>Дело</w:t>
       </w:r>
       <w:r>
@@ -3864,47 +3911,67 @@
       <w:pPr>
         <w:pStyle w:val="1"/>
         <w:spacing w:before="257"/>
-      </w:pPr>
-      <w:r>
+        <w:rPr>
+          <w:b w:val="0"/>
+        </w:rPr>
+      </w:pPr>
+      <w:r>
+        <w:rPr>
+          <w:b w:val="0"/>
+        </w:rPr>
         <w:t>О</w:t>
       </w:r>
       <w:r>
         <w:rPr>
+          <w:b w:val="0"/>
           <w:spacing w:val="-2"/>
         </w:rPr>
         <w:t xml:space="preserve"> </w:t>
       </w:r>
       <w:proofErr w:type="gramStart"/>
       <w:r>
+        <w:rPr>
+          <w:b w:val="0"/>
+        </w:rPr>
         <w:t>П</w:t>
       </w:r>
       <w:proofErr w:type="gramEnd"/>
       <w:r>
         <w:rPr>
+          <w:b w:val="0"/>
           <w:spacing w:val="-2"/>
         </w:rPr>
         <w:t xml:space="preserve"> </w:t>
       </w:r>
       <w:r>
+        <w:rPr>
+          <w:b w:val="0"/>
+        </w:rPr>
         <w:t>Р</w:t>
       </w:r>
       <w:r>
         <w:rPr>
+          <w:b w:val="0"/>
           <w:spacing w:val="-2"/>
         </w:rPr>
         <w:t xml:space="preserve"> </w:t>
       </w:r>
       <w:r>
+        <w:rPr>
+          <w:b w:val="0"/>
+        </w:rPr>
         <w:t>Е Д Е Л И</w:t>
       </w:r>
       <w:r>
         <w:rPr>
+          <w:b w:val="0"/>
           <w:spacing w:val="-2"/>
         </w:rPr>
         <w:t xml:space="preserve"> </w:t>
       </w:r>
       <w:r>
         <w:rPr>
+          <w:b w:val="0"/>
           <w:spacing w:val="-7"/>
         </w:rPr>
         <w:t>Л:</w:t>
@@ -3979,26 +4046,14 @@
         <w:ind w:right="132" w:firstLine="710"/>
       </w:pPr>
       <w:r>
-        <w:t xml:space="preserve">Назначить судебное заседание по рассмотрению вопроса об утверждении плана реструктуризации долгов гражданина </w:t>
-      </w:r>
-      <w:r>
-        <w:rPr>
-          <w:b/>
-        </w:rPr>
-        <w:t>на [99]</w:t>
+        <w:t>Назначить судебное заседание по рассмотрению вопроса об утверждении плана реструктуризации долгов гражданина на [99]</w:t>
       </w:r>
       <w:proofErr w:type="gramStart"/>
       <w:r>
-        <w:rPr>
-          <w:b/>
-        </w:rPr>
         <w:t>.</w:t>
       </w:r>
       <w:proofErr w:type="gramEnd"/>
       <w:r>
-        <w:rPr>
-          <w:b/>
-        </w:rPr>
         <w:t xml:space="preserve"> </w:t>
       </w:r>
       <w:proofErr w:type="gramStart"/>
@@ -4016,20 +4071,17 @@
         <w:ind w:left="141" w:right="143" w:firstLine="710"/>
         <w:jc w:val="both"/>
         <w:rPr>
-          <w:b/>
           <w:sz w:val="24"/>
         </w:rPr>
       </w:pPr>
       <w:r>
         <w:rPr>
-          <w:b/>
           <w:sz w:val="24"/>
         </w:rPr>
         <w:t>Обязать Управление записи актов гражданского состояния Ростовской области представить</w:t>
       </w:r>
       <w:r>
         <w:rPr>
-          <w:b/>
           <w:spacing w:val="-2"/>
           <w:sz w:val="24"/>
         </w:rPr>
@@ -4039,18 +4091,10 @@
         <w:rPr>
           <w:sz w:val="24"/>
         </w:rPr>
-        <w:t xml:space="preserve">копии актов гражданского состояния о рождении, заключении брака, расторжении брака, усыновлении (удочерении), установлении отцовства, перемене имени в отношении должника </w:t>
-      </w:r>
-      <w:r>
-        <w:rPr>
-          <w:b/>
-          <w:sz w:val="24"/>
-        </w:rPr>
-        <w:t xml:space="preserve">в электронном виде посредством системы «Мой </w:t>
-      </w:r>
-      <w:r>
-        <w:rPr>
-          <w:b/>
+        <w:t xml:space="preserve">копии актов гражданского состояния о рождении, заключении брака, расторжении брака, усыновлении (удочерении), установлении отцовства, перемене имени в отношении должника в электронном виде посредством системы «Мой </w:t>
+      </w:r>
+      <w:r>
+        <w:rPr>
           <w:spacing w:val="-2"/>
           <w:sz w:val="24"/>
         </w:rPr>
@@ -4413,7 +4457,7 @@
         <mc:AlternateContent>
           <mc:Choice Requires="wps">
             <w:drawing>
-              <wp:anchor distT="0" distB="0" distL="0" distR="0" simplePos="0" relativeHeight="487588352" behindDoc="1" locked="0" layoutInCell="1" allowOverlap="1" wp14:anchorId="79925595" wp14:editId="7DEA38A0">
+              <wp:anchor distT="0" distB="0" distL="0" distR="0" simplePos="0" relativeHeight="487588352" behindDoc="1" locked="0" layoutInCell="1" allowOverlap="1" wp14:anchorId="1B9B77E3" wp14:editId="3653005B">
                 <wp:simplePos x="0" y="0"/>
                 <wp:positionH relativeFrom="page">
                   <wp:posOffset>2036826</wp:posOffset>
@@ -4665,7 +4709,7 @@
               </wp:anchor>
             </w:drawing>
           </mc:Choice>
-          <mc:Fallback xmlns:ve="http://schemas.openxmlformats.org/markup-compatibility/2006" xmlns:a="http://schemas.openxmlformats.org/drawingml/2006/main" xmlns:pic="http://schemas.openxmlformats.org/drawingml/2006/picture">
+          <mc:Fallback xmlns:pic="http://schemas.openxmlformats.org/drawingml/2006/picture" xmlns:a="http://schemas.openxmlformats.org/drawingml/2006/main" xmlns:ve="http://schemas.openxmlformats.org/markup-compatibility/2006">
             <w:pict>
               <v:shape style="position:absolute;margin-left:160.380005pt;margin-top:13.549024pt;width:274.5pt;height:52.5pt;mso-position-horizontal-relative:page;mso-position-vertical-relative:paragraph;z-index:-15728128;mso-wrap-distance-left:0;mso-wrap-distance-right:0" type="#_x0000_t202" id="docshape3" filled="false" stroked="true" strokeweight=".5pt" strokecolor="#000000">
                 <v:textbox inset="0,0,0,0">
@@ -4885,8 +4929,6 @@
           </mc:Fallback>
         </mc:AlternateContent>
       </w:r>
-      <w:bookmarkStart w:id="0" w:name="_GoBack"/>
-      <w:bookmarkEnd w:id="0"/>
     </w:p>
     <w:sectPr>
       <w:pgSz w:w="11910" w:h="16840"/>
@@ -4956,7 +4998,7 @@
       <mc:AlternateContent>
         <mc:Choice Requires="wps">
           <w:drawing>
-            <wp:anchor distT="0" distB="0" distL="0" distR="0" simplePos="0" relativeHeight="487441408" behindDoc="1" locked="0" layoutInCell="1" allowOverlap="1" wp14:anchorId="6648840E" wp14:editId="06FEF311">
+            <wp:anchor distT="0" distB="0" distL="0" distR="0" simplePos="0" relativeHeight="487441408" behindDoc="1" locked="0" layoutInCell="1" allowOverlap="1" wp14:anchorId="752F4348" wp14:editId="313514B2">
               <wp:simplePos x="0" y="0"/>
               <wp:positionH relativeFrom="page">
                 <wp:posOffset>3881501</wp:posOffset>
@@ -5023,7 +5065,7 @@
                               <w:spacing w:val="-10"/>
                               <w:sz w:val="20"/>
                             </w:rPr>
-                            <w:t>8</w:t>
+                            <w:t>1</w:t>
                           </w:r>
                           <w:r>
                             <w:rPr>
@@ -5089,7 +5131,7 @@
                         <w:spacing w:val="-10"/>
                         <w:sz w:val="20"/>
                       </w:rPr>
-                      <w:t>8</w:t>
+                      <w:t>1</w:t>
                     </w:r>
                     <w:r>
                       <w:rPr>
@@ -5116,7 +5158,7 @@
       <mc:AlternateContent>
         <mc:Choice Requires="wps">
           <w:drawing>
-            <wp:anchor distT="0" distB="0" distL="0" distR="0" simplePos="0" relativeHeight="487441920" behindDoc="1" locked="0" layoutInCell="1" allowOverlap="1" wp14:anchorId="7DBF8ED1" wp14:editId="38D6D83E">
+            <wp:anchor distT="0" distB="0" distL="0" distR="0" simplePos="0" relativeHeight="487441920" behindDoc="1" locked="0" layoutInCell="1" allowOverlap="1" wp14:anchorId="5C67CE19" wp14:editId="155A8255">
               <wp:simplePos x="0" y="0"/>
               <wp:positionH relativeFrom="page">
                 <wp:posOffset>6120765</wp:posOffset>
@@ -5175,7 +5217,7 @@
             </wp:anchor>
           </w:drawing>
         </mc:Choice>
-        <mc:Fallback xmlns:ve="http://schemas.openxmlformats.org/markup-compatibility/2006" xmlns:a="http://schemas.openxmlformats.org/drawingml/2006/main" xmlns:pic="http://schemas.openxmlformats.org/drawingml/2006/picture">
+        <mc:Fallback xmlns:pic="http://schemas.openxmlformats.org/drawingml/2006/picture" xmlns:a="http://schemas.openxmlformats.org/drawingml/2006/main" xmlns:ve="http://schemas.openxmlformats.org/markup-compatibility/2006">
           <w:pict>
             <v:shape style="position:absolute;margin-left:481.950012pt;margin-top:34.368866pt;width:72pt;height:13.1pt;mso-position-horizontal-relative:page;mso-position-vertical-relative:page;z-index:-15874560" type="#_x0000_t202" id="docshape2" filled="false" stroked="false">
               <v:textbox inset="0,0,0,0">

--- a/Templates/ФНС/3-я очередь/реструк_3-я_очередь__признание_банкротом__налоговая_маркированный.docx
+++ b/Templates/ФНС/3-я очередь/реструк_3-я_очередь__признание_банкротом__налоговая_маркированный.docx
@@ -483,7 +483,7 @@
       <w:pPr>
         <w:pStyle w:val="a3"/>
         <w:tabs>
-          <w:tab w:val="left" w:pos="6984"/>
+          <w:tab w:pos="9643" w:val="right"/>
         </w:tabs>
         <w:spacing w:line="275" w:lineRule="exact"/>
       </w:pPr>
@@ -493,9 +493,7 @@
       <w:r>
         <w:tab/>
       </w:r>
-      <w:r>
-        <w:t xml:space="preserve">     </w:t>
-      </w:r>
+      <w:r/>
       <w:bookmarkStart w:id="0" w:name="_GoBack"/>
       <w:bookmarkEnd w:id="0"/>
       <w:r>
@@ -4123,7 +4121,7 @@
       <w:pPr>
         <w:pStyle w:val="a3"/>
         <w:tabs>
-          <w:tab w:val="left" w:pos="8114"/>
+          <w:tab w:pos="9643" w:val="right"/>
         </w:tabs>
         <w:spacing w:before="260"/>
       </w:pPr>
